--- a/public/bases-word/IS/CUMPLIMIENTO_FINANCIERO/IS_01.docx
+++ b/public/bases-word/IS/CUMPLIMIENTO_FINANCIERO/IS_01.docx
@@ -4757,7 +4757,7 @@
             <w:spacing w:before="120"/>
             <w:jc w:val="center"/>
             <w:rPr>
-              <w:rFonts w:ascii="Regesto Grotesk" w:hAnsi="Regesto Grotesk"/>
+              <w:rFonts w:ascii="Athelas" w:hAnsi="Athelas"/>
               <w:b/>
               <w:spacing w:val="-4"/>
               <w:sz w:val="16"/>
@@ -4772,27 +4772,7 @@
               <w:sz w:val="16"/>
               <w:szCs w:val="16"/>
             </w:rPr>
-            <w:t>“2025. Bicentenario de la vida municipal en el Estado de México</w:t>
-          </w:r>
-          <w:r>
-            <w:rPr>
-              <w:rFonts w:ascii="Regesto Grotesk" w:hAnsi="Regesto Grotesk"/>
-              <w:b/>
-              <w:spacing w:val="-4"/>
-              <w:sz w:val="16"/>
-              <w:szCs w:val="16"/>
-            </w:rPr>
-            <w:t>”</w:t>
-          </w:r>
-          <w:r>
-            <w:rPr>
-              <w:rFonts w:ascii="Regesto Grotesk" w:hAnsi="Regesto Grotesk"/>
-              <w:b/>
-              <w:spacing w:val="-4"/>
-              <w:sz w:val="16"/>
-              <w:szCs w:val="16"/>
-            </w:rPr>
-            <w:t>.</w:t>
+            <w:t>“2026. Año del Humanismo Mexicano en el Estado de México”.</w:t>
           </w:r>
         </w:p>
         <w:p>
@@ -7290,7 +7270,6 @@
   <w:style w:type="character" w:default="1" w:styleId="Fuentedeprrafopredeter">
     <w:name w:val="Default Paragraph Font"/>
     <w:uiPriority w:val="1"/>
-    <w:semiHidden/>
     <w:unhideWhenUsed/>
   </w:style>
   <w:style w:type="table" w:default="1" w:styleId="Tablanormal">
